--- a/ru/discovery-articles/5.7 Дистилляция.docx
+++ b/ru/discovery-articles/5.7 Дистилляция.docx
@@ -4,13 +4,20 @@
   <w:body>
     <w:p>
       <w:pPr>
-        <w:spacing w:before="0" w:after="80"/>
+        <w:pStyle w:val="Title"/>
+        <w:widowControl/>
+      </w:pPr>
+      <w:r>
+        <w:t>5.7 Дистилляция</w:t>
+      </w:r>
+    </w:p>
+    <w:p>
+      <w:pPr>
+        <w:keepNext/>
+        <w:widowControl/>
       </w:pPr>
       <w:r>
         <w:rPr>
-          <w:rFonts w:ascii="Calibri" w:hAnsi="Calibri" w:cs="Calibri"/>
-          <w:b/>
-          <w:color w:val="2E74B5"/>
           <w:sz w:val="20"/>
         </w:rPr>
         <w:t>5. Физика, химия и материалы</w:t>
@@ -19,121 +26,81 @@
     <w:p>
       <w:pPr>
         <w:keepNext/>
-        <w:spacing w:before="0" w:after="120"/>
+        <w:widowControl/>
       </w:pPr>
       <w:r>
         <w:rPr>
-          <w:rFonts w:ascii="Calibri" w:hAnsi="Calibri" w:cs="Calibri"/>
-          <w:b/>
-          <w:color w:val="0B2545"/>
-          <w:sz w:val="48"/>
+          <w:sz w:val="20"/>
         </w:rPr>
-        <w:t>5.7 Дистилляция</w:t>
+        <w:t>Период: древние и средневековые практики, исламские и европейские перегонные аппараты; промышленные колонны с XIX века | Основные участники: эллинистические и исламские алхимики и врачи, позднее промышленные химики и нефтяные инженеры</w:t>
       </w:r>
     </w:p>
     <w:p>
       <w:pPr>
-        <w:spacing w:before="0" w:after="200" w:line="276" w:lineRule="auto"/>
+        <w:widowControl/>
       </w:pPr>
       <w:r>
-        <w:rPr>
-          <w:rFonts w:ascii="Calibri" w:hAnsi="Calibri" w:cs="Calibri"/>
-          <w:i/>
-          <w:color w:val="666666"/>
-          <w:sz w:val="21"/>
-        </w:rPr>
-        <w:t>Период: практика Античности и Средневековья; исламская и европейская традиции аламбика; с XIX века — промышленные ректификационные колонны | Ключевые фигуры: эллинистические и исламские алхимики и врачи; позднее — промышленные химики и инженеры нефтепереработки</w:t>
-      </w:r>
-    </w:p>
-    <w:p>
-      <w:pPr>
-        <w:spacing w:before="0" w:after="200" w:line="300" w:lineRule="auto"/>
-      </w:pPr>
-      <w:r>
-        <w:rPr>
-          <w:rFonts w:ascii="Calibri" w:hAnsi="Calibri" w:cs="Calibri"/>
-          <w:color w:val="0B2545"/>
-          <w:sz w:val="23"/>
-        </w:rPr>
-        <w:t>При дистилляции жидкую смесь нагревают, собирают образовавшийся пар и снова превращают его в жидкость охлаждением. Разные вещества кипят при разной температуре, поэтому таким способом получают крепкие напитки, топливо, пресную воду и очищенные химические продукты.</w:t>
+        <w:t>При дистилляции жидкую смесь нагревают, собирают пар и охлаждают его, снова превращая в жидкость. Различия температур кипения позволяют получать спиртные напитки, топливо, пресную воду и химические вещества.</w:t>
       </w:r>
     </w:p>
     <w:p>
       <w:pPr>
         <w:pStyle w:val="Heading1"/>
+        <w:widowControl/>
       </w:pPr>
       <w:r>
-        <w:t>Ключевые факты</w:t>
+        <w:t>Кратко о главном</w:t>
       </w:r>
     </w:p>
     <w:p>
       <w:pPr>
-        <w:keepLines/>
-        <w:spacing w:after="80" w:line="300" w:lineRule="auto"/>
-        <w:numPr>
-          <w:ilvl w:val="0"/>
-          <w:numId w:val="10"/>
-        </w:numPr>
+        <w:pStyle w:val="ListBullet"/>
+        <w:widowControl/>
       </w:pPr>
       <w:r>
-        <w:t>Простые перегонные аппараты и аламбики известны по эллинистической и исламской техническим традициям.</w:t>
+        <w:t>Простые перегонные аппараты и аламбики известны эллинистической и исламской техническим традициям.</w:t>
       </w:r>
     </w:p>
     <w:p>
       <w:pPr>
-        <w:keepLines/>
-        <w:spacing w:after="80" w:line="300" w:lineRule="auto"/>
-        <w:numPr>
-          <w:ilvl w:val="0"/>
-          <w:numId w:val="10"/>
-        </w:numPr>
+        <w:pStyle w:val="ListBullet"/>
+        <w:widowControl/>
       </w:pPr>
       <w:r>
-        <w:t>Среди первых продуктов дистилляции были крепкие напитки, душистые вещества и лекарства.</w:t>
+        <w:t>Ранние продукты — крепкие напитки, духи и лекарства.</w:t>
       </w:r>
     </w:p>
     <w:p>
       <w:pPr>
-        <w:keepLines/>
-        <w:spacing w:after="80" w:line="300" w:lineRule="auto"/>
-        <w:numPr>
-          <w:ilvl w:val="0"/>
-          <w:numId w:val="10"/>
-        </w:numPr>
+        <w:pStyle w:val="ListBullet"/>
+        <w:widowControl/>
       </w:pPr>
       <w:r>
-        <w:t>Фракционная перегонка разделяет нефть на бензин, керосин и другие фракции.</w:t>
+        <w:t>Фракционная перегонка разделяет нефть на бензин, керосин и другие части.</w:t>
       </w:r>
     </w:p>
     <w:p>
       <w:pPr>
-        <w:keepLines/>
-        <w:spacing w:after="80" w:line="300" w:lineRule="auto"/>
-        <w:numPr>
-          <w:ilvl w:val="0"/>
-          <w:numId w:val="10"/>
-        </w:numPr>
+        <w:pStyle w:val="ListBullet"/>
+        <w:widowControl/>
       </w:pPr>
       <w:r>
-        <w:t>Дистилляцию применяют также для опреснения воды и очистки веществ в лаборатории.</w:t>
+        <w:t>Метод применяют также для опреснения и лабораторной очистки.</w:t>
       </w:r>
     </w:p>
     <w:p>
       <w:pPr>
-        <w:keepLines/>
-        <w:spacing w:after="80" w:line="300" w:lineRule="auto"/>
-        <w:numPr>
-          <w:ilvl w:val="0"/>
-          <w:numId w:val="10"/>
-        </w:numPr>
+        <w:pStyle w:val="ListBullet"/>
+        <w:widowControl/>
       </w:pPr>
       <w:r>
-        <w:t>В промышленных колоннах разделение улучшают тарелки или насадка и возврат части конденсата.</w:t>
+        <w:t>Тарелки, насадка и возврат конденсата улучшают разделение в колоннах.</w:t>
       </w:r>
     </w:p>
     <w:p>
       <w:pPr>
         <w:pStyle w:val="Heading1"/>
+        <w:widowControl/>
       </w:pPr>
       <w:r>
         <w:t>Что это такое</w:t>
@@ -141,143 +108,101 @@
     </w:p>
     <w:p>
       <w:pPr>
-        <w:keepLines w:val="0"/>
+        <w:widowControl/>
       </w:pPr>
       <w:r>
-        <w:t>Дистилляция разделяет жидкую смесь с помощью кипения и последующего охлаждения. Компонент с более низкой температурой кипения обычно легче переходит в пар. Перегонный аппарат направляет пар в конденсатор — охлаждаемую трубку или камеру, где тот вновь становится жидкостью. Это похоже на пар из чайника, оседающий каплями на холодном стекле.</w:t>
-      </w:r>
-    </w:p>
-    <w:p>
-      <w:pPr>
-        <w:keepLines w:val="0"/>
-      </w:pPr>
-      <w:r>
-        <w:t>Если испарение и конденсацию многократно повторять, разделение получается более точным. Такой способ называют фракционной перегонкой, а в промышленности — также ректификацией.</w:t>
+        <w:t>Дистилляция разделяет смесь через кипение и охлаждение. Компонент с более низкой температурой кипения обычно легче переходит в пар. Аппарат направляет пар в конденсатор — охлаждаемую трубку или камеру, где он снова становится жидкостью. Это напоминает капли от чайного пара на холодном окне. Повторение процесса, называемое фракционной перегонкой, даёт более чистое разделение.</w:t>
       </w:r>
     </w:p>
     <w:p>
       <w:pPr>
         <w:pStyle w:val="Heading1"/>
+        <w:widowControl/>
       </w:pPr>
       <w:r>
-        <w:t>Кто это открыл или изобрёл</w:t>
+        <w:t>Кто открыл или изобрёл</w:t>
       </w:r>
     </w:p>
     <w:p>
       <w:pPr>
-        <w:keepLines w:val="0"/>
+        <w:widowControl/>
       </w:pPr>
       <w:r>
-        <w:t>У дистилляции нет одного изобретателя. Ранними аппаратами пользовались уже мастера эллинистического мира, а в средневековом исламском мире учёные и ремесленники усовершенствовали аламбики для получения благовоний и лекарств. Позднее эту практику развивали европейские аптекари и химики.</w:t>
-      </w:r>
-    </w:p>
-    <w:p>
-      <w:pPr>
-        <w:keepLines w:val="0"/>
-      </w:pPr>
-      <w:r>
-        <w:t>В XIX веке инженеры увеличили масштаб установок для переработки каменноугольной смолы, спирта и нефти. Значительная часть знаний возникла в ремесленной среде, поэтому имена многих практиков в источниках не сохранились.</w:t>
+        <w:t>Единственного изобретателя нет. Ранними аппаратами пользовались мастера эллинистического мира. Учёные и ремесленники средневекового исламского мира улучшали аламбики для ароматов и лекарств, затем практику развивали европейские аптекари и химики. В XIX веке инженеры увеличили установки для каменноугольной смолы, спирта и нефти. Много знаний пришло из ремёсел, имена представителей которых не сохранились.</w:t>
       </w:r>
     </w:p>
     <w:p>
       <w:pPr>
         <w:pStyle w:val="Heading1"/>
+        <w:widowControl/>
       </w:pPr>
       <w:r>
-        <w:t>Когда и как это появилось</w:t>
+        <w:t>Когда и как появилось</w:t>
       </w:r>
     </w:p>
     <w:p>
       <w:pPr>
-        <w:keepLines w:val="0"/>
+        <w:widowControl/>
       </w:pPr>
       <w:r>
-        <w:t>К поздней Античности дистилляция уже применялась в лабораториях и ремесле. В средневековом исламском мире техника достигла высокого уровня, а затем распространилась в европейской медицине и производстве крепких напитков.</w:t>
-      </w:r>
-    </w:p>
-    <w:p>
-      <w:pPr>
-        <w:keepLines w:val="0"/>
-      </w:pPr>
-      <w:r>
-        <w:t>Промышленная революция принесла более крупные установки непрерывного действия. С XIX века нефтеперерабатывающие заводы стали разделять сырую нефть в высоких фракционирующих колоннах. Современная лабораторная посуда следует всё той же последовательности: нагрев, испарение, охлаждение и сбор жидкости.</w:t>
+        <w:t>К поздней античности перегонка уже была лабораторным и ремесленным способом. Высокого развития она достигла в средневековом исламском мире, затем распространилась в европейской медицине и изготовлении крепкого алкоголя. Промышленная революция принесла большие непрерывные аппараты. С XIX века нефтезаводы разделяли сырьё в высоких фракционирующих колоннах. Современные стеклянные лабораторные установки сохраняют ту же последовательность: нагрев, образование пара, охлаждение и сбор жидкости.</w:t>
       </w:r>
     </w:p>
     <w:p>
       <w:pPr>
         <w:pStyle w:val="Heading1"/>
+        <w:widowControl/>
       </w:pPr>
       <w:r>
-        <w:t>Научное значение</w:t>
+        <w:t>Значение для науки</w:t>
       </w:r>
     </w:p>
     <w:p>
       <w:pPr>
-        <w:keepLines w:val="0"/>
+        <w:widowControl/>
       </w:pPr>
       <w:r>
-        <w:t>Дистилляция помогла связать температуру и давление с составом жидкости. Парожидкостное равновесие описывает, какая часть смеси остаётся жидкой, а какая переходит в пар. Измерение этого равновесия позволило рассчитывать разделение, а не полагаться лишь на опыт.</w:t>
-      </w:r>
-    </w:p>
-    <w:p>
-      <w:pPr>
-        <w:keepLines w:val="0"/>
-      </w:pPr>
-      <w:r>
-        <w:t>Температура кипения стала одним из признаков, по которым вещество можно распознать и оценить его чистоту. Благодаря этому лаборатории и заводы получили возможность надёжно производить растворители и другие исходные вещества заданного состава.</w:t>
+        <w:t>Перегонка помогла связать температуру, давление и состав жидкости. Равновесие между жидкостью и паром описывает, как компоненты смеси распределяются между этими двумя состояниями. Его измерение сделало разделение предсказуемым, а не только опытным. Температура кипения также помогает определять и очищать вещество. Лаборатории и заводы получили надёжные растворители и компоненты.</w:t>
       </w:r>
     </w:p>
     <w:p>
       <w:pPr>
         <w:pStyle w:val="Heading1"/>
+        <w:widowControl/>
       </w:pPr>
       <w:r>
-        <w:t>Влияние на последующее развитие</w:t>
+        <w:t>Влияние на дальнейшее развитие</w:t>
       </w:r>
     </w:p>
     <w:p>
       <w:pPr>
-        <w:keepLines w:val="0"/>
+        <w:widowControl/>
       </w:pPr>
       <w:r>
-        <w:t>Фракционная перегонка лежит в основе нефтепереработки: с её помощью получают бензин, керосин, дизельное топливо и сырьё для химической промышленности. Дистилляция нужна также при опреснении воды, производстве спирта и возврате растворителей.</w:t>
-      </w:r>
-    </w:p>
-    <w:p>
-      <w:pPr>
-        <w:keepLines w:val="0"/>
-      </w:pPr>
-      <w:r>
-        <w:t>Инженеры усовершенствовали колонны тарелками, насадкой и флегмой — частью конденсата, которую возвращают вниз навстречу поднимающемуся пару. Многократный контакт словно снова и снова сортирует одну и ту же смесь и делает разделение чётче. Вместе с такими установками развивались и современные правила безопасной работы с горячим оборудованием и горючими парами.</w:t>
+        <w:t>Нефтепереработка использует фракционную перегонку для бензина, керосина, дизеля и химического сырья. Она поддерживает опреснение, выпуск алкоголя и возврат растворителей. Тарелки, насадки и флегма — часть конденсата, возвращаемая вниз навстречу пару, — совершенствуют колонны. Повторный контакт похож на многократную сортировку одной кучи и повышает чёткость разделения. Вокруг установок развивались правила безопасности горячего оборудования и горючих паров.</w:t>
       </w:r>
     </w:p>
     <w:p>
       <w:pPr>
         <w:pStyle w:val="Heading1"/>
+        <w:widowControl/>
       </w:pPr>
       <w:r>
-        <w:t>Как это изменило жизнь людей</w:t>
+        <w:t>Как изменило жизнь людей</w:t>
       </w:r>
     </w:p>
     <w:p>
       <w:pPr>
-        <w:keepLines w:val="0"/>
+        <w:widowControl/>
       </w:pPr>
       <w:r>
-        <w:t>Дистилляция облегчила производство концентрированных ароматических веществ, лекарств и крепких напитков. Позднее очищенные виды топлива стали приводить в действие лампы, автомобили, самолёты и промышленное оборудование.</w:t>
-      </w:r>
-    </w:p>
-    <w:p>
-      <w:pPr>
-        <w:keepLines w:val="0"/>
-      </w:pPr>
-      <w:r>
-        <w:t>Дистиллированная или опреснённая вода снабжает суда и засушливые регионы, хотя её получение требует много энергии. Нефтепереработка принесла также пожары, загрязнение воздуха и зависимость от ископаемого топлива. Сегодня множество привычных жидкостей проходит через дистилляционные установки задолго до того, как попасть в бутылку, топливный бак или на завод.</w:t>
+        <w:t>Концентрированные ароматы, лекарства и алкоголь стало легче производить. Позднее очищенное топливо питало лампы, автомобили, авиацию и заводы. Дистиллированная и опреснённая вода снабжает суда и сухие регионы, но требует значительной энергии. Заводы принесли пожары, загрязнение воздуха и зависимость от ископаемого топлива. Многие бытовые жидкости проходят перегонку задолго до бутылки, бака или производства.</w:t>
       </w:r>
     </w:p>
     <w:p>
       <w:pPr>
         <w:pStyle w:val="Heading1"/>
+        <w:widowControl/>
       </w:pPr>
       <w:r>
         <w:t>Источники и литература</w:t>
@@ -286,87 +211,90 @@
     <w:p>
       <w:pPr>
         <w:pStyle w:val="Heading2"/>
+        <w:widowControl/>
       </w:pPr>
       <w:r>
-        <w:t>A. Книги и основные научные труды</w:t>
+        <w:rPr>
+          <w:sz w:val="20"/>
+        </w:rPr>
+        <w:t>Книги и основные научные труды</w:t>
       </w:r>
     </w:p>
     <w:p>
       <w:pPr>
-        <w:keepLines/>
-        <w:spacing w:after="80" w:line="300" w:lineRule="auto"/>
-        <w:numPr>
-          <w:ilvl w:val="0"/>
-          <w:numId w:val="11"/>
-        </w:numPr>
+        <w:widowControl/>
       </w:pPr>
       <w:r>
-        <w:t>Forbes, R. J. A Short History of the Art of Distillation. Leiden: Brill, 1948.</w:t>
+        <w:rPr>
+          <w:sz w:val="20"/>
+        </w:rPr>
+        <w:t>1. Forbes, R. J.A Short History of the Art of Distillation. Leiden: Brill, 1948.</w:t>
       </w:r>
     </w:p>
     <w:p>
       <w:pPr>
         <w:pStyle w:val="Heading2"/>
+        <w:widowControl/>
       </w:pPr>
       <w:r>
-        <w:t>C. Материалы научных учреждений и энциклопедий</w:t>
+        <w:rPr>
+          <w:sz w:val="20"/>
+        </w:rPr>
+        <w:t>Материалы организаций и энциклопедии</w:t>
       </w:r>
     </w:p>
     <w:p>
       <w:pPr>
-        <w:keepLines/>
-        <w:spacing w:after="80" w:line="300" w:lineRule="auto"/>
-        <w:numPr>
-          <w:ilvl w:val="0"/>
-          <w:numId w:val="12"/>
-        </w:numPr>
+        <w:widowControl/>
       </w:pPr>
       <w:r>
-        <w:t xml:space="preserve">Encyclopaedia Britannica. «Distillation». </w:t>
+        <w:rPr>
+          <w:sz w:val="20"/>
+        </w:rPr>
+        <w:t xml:space="preserve">1. Encyclopaedia Britannica. 'Distillation.' </w:t>
       </w:r>
-      <w:r>
-        <w:t xml:space="preserve"> </w:t>
-      </w:r>
-      <w:hyperlink r:id="rId11">
+      <w:hyperlink r:id="rId9">
         <w:r>
           <w:rPr>
-            <w:color w:val="0563C1"/>
-            <w:u w:val="single"/>
+            <w:sz w:val="20"/>
           </w:rPr>
           <w:t>https://www.britannica.com/technology/distillation</w:t>
         </w:r>
       </w:hyperlink>
+      <w:r>
+        <w:rPr>
+          <w:sz w:val="20"/>
+        </w:rPr>
+      </w:r>
     </w:p>
     <w:p>
       <w:pPr>
-        <w:keepLines/>
-        <w:spacing w:after="80" w:line="300" w:lineRule="auto"/>
-        <w:numPr>
-          <w:ilvl w:val="0"/>
-          <w:numId w:val="12"/>
-        </w:numPr>
+        <w:widowControl/>
       </w:pPr>
       <w:r>
-        <w:t xml:space="preserve">Encyclopaedia Britannica. «Petroleum refining». </w:t>
+        <w:rPr>
+          <w:sz w:val="20"/>
+        </w:rPr>
+        <w:t xml:space="preserve">2. Encyclopaedia Britannica. 'Petroleum refining.' </w:t>
       </w:r>
-      <w:r>
-        <w:t xml:space="preserve"> </w:t>
-      </w:r>
-      <w:hyperlink r:id="rId12">
+      <w:hyperlink r:id="rId10">
         <w:r>
           <w:rPr>
-            <w:color w:val="0563C1"/>
-            <w:u w:val="single"/>
+            <w:sz w:val="20"/>
           </w:rPr>
           <w:t>https://www.britannica.com/technology/petroleum-refining</w:t>
         </w:r>
       </w:hyperlink>
+      <w:r>
+        <w:rPr>
+          <w:sz w:val="20"/>
+        </w:rPr>
+      </w:r>
     </w:p>
     <w:sectPr>
-      <w:headerReference w:type="default" r:id="rId9"/>
-      <w:footerReference w:type="default" r:id="rId10"/>
-      <w:pgSz w:w="12240" w:h="15840"/>
-      <w:pgMar w:top="1440" w:right="1440" w:bottom="1440" w:left="1440" w:header="708" w:footer="708" w:gutter="0"/>
+      <w:footerReference w:type="default" r:id="rId11"/>
+      <w:pgSz w:w="11906" w:h="16838"/>
+      <w:pgMar w:top="1020" w:right="1134" w:bottom="1020" w:left="1134" w:header="720" w:footer="720" w:gutter="0"/>
       <w:cols w:space="720"/>
       <w:docGrid w:linePitch="360"/>
     </w:sectPr>
@@ -379,60 +307,11 @@
   <w:p>
     <w:pPr>
       <w:pStyle w:val="Footer"/>
-      <w:spacing w:before="0" w:after="0"/>
       <w:jc w:val="right"/>
     </w:pPr>
-    <w:r>
-      <w:rPr>
-        <w:rFonts w:ascii="Calibri" w:hAnsi="Calibri" w:cs="Calibri"/>
-        <w:color w:val="666666"/>
-        <w:sz w:val="18"/>
-      </w:rPr>
-      <w:t xml:space="preserve">Страница </w:t>
-    </w:r>
-    <w:r>
-      <w:rPr>
-        <w:rFonts w:ascii="Calibri" w:hAnsi="Calibri" w:cs="Calibri"/>
-        <w:color w:val="666666"/>
-        <w:sz w:val="18"/>
-      </w:rPr>
-      <w:fldChar w:fldCharType="begin"/>
-      <w:instrText xml:space="preserve"> PAGE </w:instrText>
-      <w:fldChar w:fldCharType="separate"/>
-      <w:t>1</w:t>
-      <w:fldChar w:fldCharType="end"/>
-    </w:r>
+    <w:fldSimple w:instr="PAGE"/>
   </w:p>
 </w:ftr>
-</file>
-
-<file path=word/header1.xml><?xml version="1.0" encoding="utf-8"?>
-<w:hdr xmlns:m="http://schemas.openxmlformats.org/officeDocument/2006/math" xmlns:mc="http://schemas.openxmlformats.org/markup-compatibility/2006" xmlns:mo="http://schemas.microsoft.com/office/mac/office/2008/main" xmlns:mv="urn:schemas-microsoft-com:mac:vml" xmlns:o="urn:schemas-microsoft-com:office:office" xmlns:r="http://schemas.openxmlformats.org/officeDocument/2006/relationships" xmlns:v="urn:schemas-microsoft-com:vml" xmlns:w10="urn:schemas-microsoft-com:office:word" xmlns:w14="http://schemas.microsoft.com/office/word/2010/wordml" xmlns:w="http://schemas.openxmlformats.org/wordprocessingml/2006/main" xmlns:wne="http://schemas.microsoft.com/office/word/2006/wordml" xmlns:wp14="http://schemas.microsoft.com/office/word/2010/wordprocessingDrawing" xmlns:wp="http://schemas.openxmlformats.org/drawingml/2006/wordprocessingDrawing" xmlns:wpc="http://schemas.microsoft.com/office/word/2010/wordprocessingCanvas" xmlns:wpg="http://schemas.microsoft.com/office/word/2010/wordprocessingGroup" xmlns:wpi="http://schemas.microsoft.com/office/word/2010/wordprocessingInk" xmlns:wps="http://schemas.microsoft.com/office/word/2010/wordprocessingShape" mc:Ignorable="w14 wp14">
-  <w:p>
-    <w:pPr>
-      <w:pStyle w:val="Header"/>
-      <w:spacing w:after="0"/>
-      <w:jc w:val="left"/>
-    </w:pPr>
-    <w:r>
-      <w:rPr>
-        <w:rFonts w:ascii="Calibri" w:hAnsi="Calibri" w:cs="Calibri"/>
-        <w:b/>
-        <w:color w:val="666666"/>
-        <w:sz w:val="18"/>
-      </w:rPr>
-      <w:t>Открытия и изобретения</w:t>
-    </w:r>
-    <w:r>
-      <w:rPr>
-        <w:rFonts w:ascii="Calibri" w:hAnsi="Calibri" w:cs="Calibri"/>
-        <w:color w:val="666666"/>
-        <w:sz w:val="18"/>
-      </w:rPr>
-      <w:t xml:space="preserve">    |    5. Физика, химия и материалы</w:t>
-    </w:r>
-  </w:p>
-</w:hdr>
 </file>
 
 <file path=word/numbering.xml><?xml version="1.0" encoding="utf-8"?>
@@ -635,60 +514,6 @@
   <w:num w:numId="9">
     <w:abstractNumId w:val="0"/>
   </w:num>
-  <w:abstractNum w:abstractNumId="9">
-    <w:multiLevelType w:val="singleLevel"/>
-    <w:lvl w:ilvl="0">
-      <w:start w:val="1"/>
-      <w:numFmt w:val="bullet"/>
-      <w:lvlText w:val="•"/>
-      <w:lvlJc w:val="left"/>
-      <w:pPr>
-        <w:tabs>
-          <w:tab w:val="num" w:pos="540"/>
-        </w:tabs>
-        <w:ind w:left="540" w:hanging="270"/>
-      </w:pPr>
-    </w:lvl>
-  </w:abstractNum>
-  <w:num w:numId="10">
-    <w:abstractNumId w:val="9"/>
-  </w:num>
-  <w:abstractNum w:abstractNumId="10">
-    <w:multiLevelType w:val="singleLevel"/>
-    <w:lvl w:ilvl="0">
-      <w:start w:val="1"/>
-      <w:numFmt w:val="decimal"/>
-      <w:lvlText w:val="%1."/>
-      <w:lvlJc w:val="left"/>
-      <w:pPr>
-        <w:tabs>
-          <w:tab w:val="num" w:pos="540"/>
-        </w:tabs>
-        <w:ind w:left="540" w:hanging="270"/>
-      </w:pPr>
-    </w:lvl>
-  </w:abstractNum>
-  <w:num w:numId="11">
-    <w:abstractNumId w:val="10"/>
-  </w:num>
-  <w:abstractNum w:abstractNumId="11">
-    <w:multiLevelType w:val="singleLevel"/>
-    <w:lvl w:ilvl="0">
-      <w:start w:val="1"/>
-      <w:numFmt w:val="decimal"/>
-      <w:lvlText w:val="%1."/>
-      <w:lvlJc w:val="left"/>
-      <w:pPr>
-        <w:tabs>
-          <w:tab w:val="num" w:pos="540"/>
-        </w:tabs>
-        <w:ind w:left="540" w:hanging="270"/>
-      </w:pPr>
-    </w:lvl>
-  </w:abstractNum>
-  <w:num w:numId="12">
-    <w:abstractNumId w:val="11"/>
-  </w:num>
 </w:numbering>
 </file>
 
@@ -697,7 +522,7 @@
   <w:docDefaults>
     <w:rPrDefault>
       <w:rPr>
-        <w:rFonts w:asciiTheme="minorHAnsi" w:eastAsiaTheme="minorEastAsia" w:hAnsiTheme="minorHAnsi" w:cstheme="minorBidi"/>
+        <w:rFonts/>
         <w:sz w:val="22"/>
         <w:szCs w:val="22"/>
         <w:lang w:val="en-US" w:eastAsia="en-US" w:bidi="ar-SA"/>
@@ -853,12 +678,13 @@
     <w:qFormat/>
     <w:rsid w:val="00FC693F"/>
     <w:pPr>
-      <w:widowControl/>
-      <w:spacing w:before="0" w:after="120" w:line="300" w:lineRule="auto"/>
+      <w:spacing w:after="120" w:line="259" w:lineRule="auto"/>
     </w:pPr>
     <w:rPr>
-      <w:rFonts w:ascii="Calibri" w:hAnsi="Calibri" w:cs="Calibri"/>
-      <w:sz w:val="22"/>
+      <w:rFonts w:ascii="Times New Roman" w:hAnsi="Times New Roman"/>
+      <w:color w:val="000000"/>
+      <w:sz w:val="24"/>
+      <w:lang w:val="ru-RU"/>
     </w:rPr>
   </w:style>
   <w:style w:type="paragraph" w:styleId="Header">
@@ -916,16 +742,17 @@
     <w:pPr>
       <w:keepNext/>
       <w:keepLines/>
-      <w:spacing w:before="360" w:after="200"/>
+      <w:spacing w:before="480" w:after="120" w:line="259" w:lineRule="auto"/>
       <w:outlineLvl w:val="0"/>
     </w:pPr>
     <w:rPr>
-      <w:rFonts w:asciiTheme="majorHAnsi" w:eastAsiaTheme="majorEastAsia" w:hAnsiTheme="majorHAnsi" w:cstheme="majorBidi" w:ascii="Calibri" w:hAnsi="Calibri" w:cs="Calibri"/>
+      <w:rFonts w:ascii="Times New Roman" w:hAnsi="Times New Roman"/>
       <w:b/>
       <w:bCs/>
-      <w:color w:val="2E74B5"/>
-      <w:sz w:val="32"/>
+      <w:color w:val="000000"/>
+      <w:sz w:val="26"/>
       <w:szCs w:val="28"/>
+      <w:lang w:val="ru-RU"/>
     </w:rPr>
   </w:style>
   <w:style w:type="paragraph" w:styleId="Heading2">
@@ -940,16 +767,17 @@
     <w:pPr>
       <w:keepNext/>
       <w:keepLines/>
-      <w:spacing w:before="280" w:after="140"/>
+      <w:spacing w:before="200" w:after="120" w:line="259" w:lineRule="auto"/>
       <w:outlineLvl w:val="1"/>
     </w:pPr>
     <w:rPr>
-      <w:rFonts w:asciiTheme="majorHAnsi" w:eastAsiaTheme="majorEastAsia" w:hAnsiTheme="majorHAnsi" w:cstheme="majorBidi" w:ascii="Calibri" w:hAnsi="Calibri" w:cs="Calibri"/>
+      <w:rFonts w:ascii="Times New Roman" w:hAnsi="Times New Roman"/>
       <w:b/>
       <w:bCs/>
-      <w:color w:val="2E74B5"/>
+      <w:color w:val="000000"/>
       <w:sz w:val="26"/>
       <w:szCs w:val="26"/>
+      <w:lang w:val="ru-RU"/>
     </w:rPr>
   </w:style>
   <w:style w:type="paragraph" w:styleId="Heading3">
@@ -964,15 +792,14 @@
     <w:pPr>
       <w:keepNext/>
       <w:keepLines/>
-      <w:spacing w:before="200" w:after="100"/>
+      <w:spacing w:before="200" w:after="0"/>
       <w:outlineLvl w:val="2"/>
     </w:pPr>
     <w:rPr>
-      <w:rFonts w:asciiTheme="majorHAnsi" w:eastAsiaTheme="majorEastAsia" w:hAnsiTheme="majorHAnsi" w:cstheme="majorBidi" w:ascii="Calibri" w:hAnsi="Calibri" w:cs="Calibri"/>
+      <w:rFonts/>
       <w:b/>
       <w:bCs/>
-      <w:color w:val="1F4D78"/>
-      <w:sz w:val="24"/>
+      <w:color w:val="4F81BD" w:themeColor="accent1"/>
     </w:rPr>
   </w:style>
   <w:style w:type="paragraph" w:styleId="Heading4">
@@ -992,7 +819,7 @@
       <w:outlineLvl w:val="3"/>
     </w:pPr>
     <w:rPr>
-      <w:rFonts w:asciiTheme="majorHAnsi" w:eastAsiaTheme="majorEastAsia" w:hAnsiTheme="majorHAnsi" w:cstheme="majorBidi"/>
+      <w:rFonts/>
       <w:b/>
       <w:bCs/>
       <w:i/>
@@ -1017,7 +844,7 @@
       <w:outlineLvl w:val="4"/>
     </w:pPr>
     <w:rPr>
-      <w:rFonts w:asciiTheme="majorHAnsi" w:eastAsiaTheme="majorEastAsia" w:hAnsiTheme="majorHAnsi" w:cstheme="majorBidi"/>
+      <w:rFonts/>
       <w:color w:val="243F60" w:themeColor="accent1" w:themeShade="7F"/>
     </w:rPr>
   </w:style>
@@ -1038,7 +865,7 @@
       <w:outlineLvl w:val="5"/>
     </w:pPr>
     <w:rPr>
-      <w:rFonts w:asciiTheme="majorHAnsi" w:eastAsiaTheme="majorEastAsia" w:hAnsiTheme="majorHAnsi" w:cstheme="majorBidi"/>
+      <w:rFonts/>
       <w:i/>
       <w:iCs/>
       <w:color w:val="243F60" w:themeColor="accent1" w:themeShade="7F"/>
@@ -1061,7 +888,7 @@
       <w:outlineLvl w:val="6"/>
     </w:pPr>
     <w:rPr>
-      <w:rFonts w:asciiTheme="majorHAnsi" w:eastAsiaTheme="majorEastAsia" w:hAnsiTheme="majorHAnsi" w:cstheme="majorBidi"/>
+      <w:rFonts/>
       <w:i/>
       <w:iCs/>
       <w:color w:val="404040" w:themeColor="text1" w:themeTint="BF"/>
@@ -1084,7 +911,7 @@
       <w:outlineLvl w:val="7"/>
     </w:pPr>
     <w:rPr>
-      <w:rFonts w:asciiTheme="majorHAnsi" w:eastAsiaTheme="majorEastAsia" w:hAnsiTheme="majorHAnsi" w:cstheme="majorBidi"/>
+      <w:rFonts/>
       <w:color w:val="4F81BD" w:themeColor="accent1"/>
       <w:sz w:val="20"/>
       <w:szCs w:val="20"/>
@@ -1107,7 +934,7 @@
       <w:outlineLvl w:val="8"/>
     </w:pPr>
     <w:rPr>
-      <w:rFonts w:asciiTheme="majorHAnsi" w:eastAsiaTheme="majorEastAsia" w:hAnsiTheme="majorHAnsi" w:cstheme="majorBidi"/>
+      <w:rFonts/>
       <w:i/>
       <w:iCs/>
       <w:color w:val="404040" w:themeColor="text1" w:themeTint="BF"/>
@@ -1158,7 +985,7 @@
     <w:uiPriority w:val="9"/>
     <w:rsid w:val="00FC693F"/>
     <w:rPr>
-      <w:rFonts w:asciiTheme="majorHAnsi" w:eastAsiaTheme="majorEastAsia" w:hAnsiTheme="majorHAnsi" w:cstheme="majorBidi"/>
+      <w:rFonts/>
       <w:b/>
       <w:bCs/>
       <w:color w:val="365F91" w:themeColor="accent1" w:themeShade="BF"/>
@@ -1173,7 +1000,7 @@
     <w:uiPriority w:val="9"/>
     <w:rsid w:val="00FC693F"/>
     <w:rPr>
-      <w:rFonts w:asciiTheme="majorHAnsi" w:eastAsiaTheme="majorEastAsia" w:hAnsiTheme="majorHAnsi" w:cstheme="majorBidi"/>
+      <w:rFonts/>
       <w:b/>
       <w:bCs/>
       <w:color w:val="4F81BD" w:themeColor="accent1"/>
@@ -1188,7 +1015,7 @@
     <w:uiPriority w:val="9"/>
     <w:rsid w:val="00FC693F"/>
     <w:rPr>
-      <w:rFonts w:asciiTheme="majorHAnsi" w:eastAsiaTheme="majorEastAsia" w:hAnsiTheme="majorHAnsi" w:cstheme="majorBidi"/>
+      <w:rFonts/>
       <w:b/>
       <w:bCs/>
       <w:color w:val="4F81BD" w:themeColor="accent1"/>
@@ -1203,19 +1030,17 @@
     <w:qFormat/>
     <w:rsid w:val="00FC693F"/>
     <w:pPr>
-      <w:pBdr>
-        <w:bottom w:val="single" w:sz="8" w:space="4" w:color="4F81BD" w:themeColor="accent1"/>
-      </w:pBdr>
-      <w:spacing w:after="300" w:line="240" w:lineRule="auto"/>
+      <w:spacing w:after="120" w:line="259" w:lineRule="auto"/>
       <w:contextualSpacing/>
     </w:pPr>
     <w:rPr>
-      <w:rFonts w:asciiTheme="majorHAnsi" w:eastAsiaTheme="majorEastAsia" w:hAnsiTheme="majorHAnsi" w:cstheme="majorBidi"/>
-      <w:color w:val="17365D" w:themeColor="text2" w:themeShade="BF"/>
+      <w:rFonts w:ascii="Times New Roman" w:hAnsi="Times New Roman"/>
+      <w:color w:val="000000"/>
       <w:spacing w:val="5"/>
       <w:kern w:val="28"/>
-      <w:sz w:val="52"/>
+      <w:sz w:val="40"/>
       <w:szCs w:val="52"/>
+      <w:lang w:val="ru-RU"/>
     </w:rPr>
   </w:style>
   <w:style w:type="character" w:customStyle="1" w:styleId="TitleChar">
@@ -1225,7 +1050,7 @@
     <w:uiPriority w:val="10"/>
     <w:rsid w:val="00FC693F"/>
     <w:rPr>
-      <w:rFonts w:asciiTheme="majorHAnsi" w:eastAsiaTheme="majorEastAsia" w:hAnsiTheme="majorHAnsi" w:cstheme="majorBidi"/>
+      <w:rFonts/>
       <w:color w:val="17365D" w:themeColor="text2" w:themeShade="BF"/>
       <w:spacing w:val="5"/>
       <w:kern w:val="28"/>
@@ -1247,7 +1072,7 @@
       </w:numPr>
     </w:pPr>
     <w:rPr>
-      <w:rFonts w:asciiTheme="majorHAnsi" w:eastAsiaTheme="majorEastAsia" w:hAnsiTheme="majorHAnsi" w:cstheme="majorBidi"/>
+      <w:rFonts/>
       <w:i/>
       <w:iCs/>
       <w:color w:val="4F81BD" w:themeColor="accent1"/>
@@ -1263,7 +1088,7 @@
     <w:uiPriority w:val="11"/>
     <w:rsid w:val="00FC693F"/>
     <w:rPr>
-      <w:rFonts w:asciiTheme="majorHAnsi" w:eastAsiaTheme="majorEastAsia" w:hAnsiTheme="majorHAnsi" w:cstheme="majorBidi"/>
+      <w:rFonts/>
       <w:i/>
       <w:iCs/>
       <w:color w:val="4F81BD" w:themeColor="accent1"/>
@@ -1388,8 +1213,15 @@
       <w:numPr>
         <w:numId w:val="1"/>
       </w:numPr>
+      <w:spacing w:after="120" w:line="259" w:lineRule="auto"/>
       <w:contextualSpacing/>
     </w:pPr>
+    <w:rPr>
+      <w:rFonts w:ascii="Times New Roman" w:hAnsi="Times New Roman"/>
+      <w:color w:val="000000"/>
+      <w:sz w:val="24"/>
+      <w:lang w:val="ru-RU"/>
+    </w:rPr>
   </w:style>
   <w:style w:type="paragraph" w:styleId="ListBullet2">
     <w:name w:val="List Bullet 2"/>
@@ -1561,7 +1393,7 @@
     <w:semiHidden/>
     <w:rsid w:val="00FC693F"/>
     <w:rPr>
-      <w:rFonts w:asciiTheme="majorHAnsi" w:eastAsiaTheme="majorEastAsia" w:hAnsiTheme="majorHAnsi" w:cstheme="majorBidi"/>
+      <w:rFonts/>
       <w:b/>
       <w:bCs/>
       <w:i/>
@@ -1577,7 +1409,7 @@
     <w:semiHidden/>
     <w:rsid w:val="00FC693F"/>
     <w:rPr>
-      <w:rFonts w:asciiTheme="majorHAnsi" w:eastAsiaTheme="majorEastAsia" w:hAnsiTheme="majorHAnsi" w:cstheme="majorBidi"/>
+      <w:rFonts/>
       <w:color w:val="243F60" w:themeColor="accent1" w:themeShade="7F"/>
     </w:rPr>
   </w:style>
@@ -1589,7 +1421,7 @@
     <w:semiHidden/>
     <w:rsid w:val="00FC693F"/>
     <w:rPr>
-      <w:rFonts w:asciiTheme="majorHAnsi" w:eastAsiaTheme="majorEastAsia" w:hAnsiTheme="majorHAnsi" w:cstheme="majorBidi"/>
+      <w:rFonts/>
       <w:i/>
       <w:iCs/>
       <w:color w:val="243F60" w:themeColor="accent1" w:themeShade="7F"/>
@@ -1603,7 +1435,7 @@
     <w:semiHidden/>
     <w:rsid w:val="00FC693F"/>
     <w:rPr>
-      <w:rFonts w:asciiTheme="majorHAnsi" w:eastAsiaTheme="majorEastAsia" w:hAnsiTheme="majorHAnsi" w:cstheme="majorBidi"/>
+      <w:rFonts/>
       <w:i/>
       <w:iCs/>
       <w:color w:val="404040" w:themeColor="text1" w:themeTint="BF"/>
@@ -1617,7 +1449,7 @@
     <w:semiHidden/>
     <w:rsid w:val="00FC693F"/>
     <w:rPr>
-      <w:rFonts w:asciiTheme="majorHAnsi" w:eastAsiaTheme="majorEastAsia" w:hAnsiTheme="majorHAnsi" w:cstheme="majorBidi"/>
+      <w:rFonts/>
       <w:color w:val="4F81BD" w:themeColor="accent1"/>
       <w:sz w:val="20"/>
       <w:szCs w:val="20"/>
@@ -1631,7 +1463,7 @@
     <w:semiHidden/>
     <w:rsid w:val="00FC693F"/>
     <w:rPr>
-      <w:rFonts w:asciiTheme="majorHAnsi" w:eastAsiaTheme="majorEastAsia" w:hAnsiTheme="majorHAnsi" w:cstheme="majorBidi"/>
+      <w:rFonts/>
       <w:i/>
       <w:iCs/>
       <w:color w:val="404040" w:themeColor="text1" w:themeTint="BF"/>
@@ -1690,9 +1522,6 @@
     <w:qFormat/>
     <w:rsid w:val="00FC693F"/>
     <w:pPr>
-      <w:pBdr>
-        <w:bottom w:val="single" w:sz="4" w:space="4" w:color="4F81BD" w:themeColor="accent1"/>
-      </w:pBdr>
       <w:spacing w:before="200" w:after="280"/>
       <w:ind w:left="936" w:right="936"/>
     </w:pPr>
@@ -3220,7 +3049,7 @@
         <w:spacing w:before="0" w:after="0" w:line="240" w:lineRule="auto"/>
       </w:pPr>
       <w:rPr>
-        <w:rFonts w:asciiTheme="majorHAnsi" w:eastAsiaTheme="majorEastAsia" w:hAnsiTheme="majorHAnsi" w:cstheme="majorBidi"/>
+        <w:rFonts/>
         <w:b/>
         <w:bCs/>
       </w:rPr>
@@ -3241,7 +3070,7 @@
         <w:spacing w:before="0" w:after="0" w:line="240" w:lineRule="auto"/>
       </w:pPr>
       <w:rPr>
-        <w:rFonts w:asciiTheme="majorHAnsi" w:eastAsiaTheme="majorEastAsia" w:hAnsiTheme="majorHAnsi" w:cstheme="majorBidi"/>
+        <w:rFonts/>
         <w:b/>
         <w:bCs/>
       </w:rPr>
@@ -3259,14 +3088,14 @@
     </w:tblStylePr>
     <w:tblStylePr w:type="firstCol">
       <w:rPr>
-        <w:rFonts w:asciiTheme="majorHAnsi" w:eastAsiaTheme="majorEastAsia" w:hAnsiTheme="majorHAnsi" w:cstheme="majorBidi"/>
+        <w:rFonts/>
         <w:b/>
         <w:bCs/>
       </w:rPr>
     </w:tblStylePr>
     <w:tblStylePr w:type="lastCol">
       <w:rPr>
-        <w:rFonts w:asciiTheme="majorHAnsi" w:eastAsiaTheme="majorEastAsia" w:hAnsiTheme="majorHAnsi" w:cstheme="majorBidi"/>
+        <w:rFonts/>
         <w:b/>
         <w:bCs/>
       </w:rPr>
@@ -3350,7 +3179,7 @@
         <w:spacing w:before="0" w:after="0" w:line="240" w:lineRule="auto"/>
       </w:pPr>
       <w:rPr>
-        <w:rFonts w:asciiTheme="majorHAnsi" w:eastAsiaTheme="majorEastAsia" w:hAnsiTheme="majorHAnsi" w:cstheme="majorBidi"/>
+        <w:rFonts/>
         <w:b/>
         <w:bCs/>
       </w:rPr>
@@ -3371,7 +3200,7 @@
         <w:spacing w:before="0" w:after="0" w:line="240" w:lineRule="auto"/>
       </w:pPr>
       <w:rPr>
-        <w:rFonts w:asciiTheme="majorHAnsi" w:eastAsiaTheme="majorEastAsia" w:hAnsiTheme="majorHAnsi" w:cstheme="majorBidi"/>
+        <w:rFonts/>
         <w:b/>
         <w:bCs/>
       </w:rPr>
@@ -3389,14 +3218,14 @@
     </w:tblStylePr>
     <w:tblStylePr w:type="firstCol">
       <w:rPr>
-        <w:rFonts w:asciiTheme="majorHAnsi" w:eastAsiaTheme="majorEastAsia" w:hAnsiTheme="majorHAnsi" w:cstheme="majorBidi"/>
+        <w:rFonts/>
         <w:b/>
         <w:bCs/>
       </w:rPr>
     </w:tblStylePr>
     <w:tblStylePr w:type="lastCol">
       <w:rPr>
-        <w:rFonts w:asciiTheme="majorHAnsi" w:eastAsiaTheme="majorEastAsia" w:hAnsiTheme="majorHAnsi" w:cstheme="majorBidi"/>
+        <w:rFonts/>
         <w:b/>
         <w:bCs/>
       </w:rPr>
@@ -3480,7 +3309,7 @@
         <w:spacing w:before="0" w:after="0" w:line="240" w:lineRule="auto"/>
       </w:pPr>
       <w:rPr>
-        <w:rFonts w:asciiTheme="majorHAnsi" w:eastAsiaTheme="majorEastAsia" w:hAnsiTheme="majorHAnsi" w:cstheme="majorBidi"/>
+        <w:rFonts/>
         <w:b/>
         <w:bCs/>
       </w:rPr>
@@ -3501,7 +3330,7 @@
         <w:spacing w:before="0" w:after="0" w:line="240" w:lineRule="auto"/>
       </w:pPr>
       <w:rPr>
-        <w:rFonts w:asciiTheme="majorHAnsi" w:eastAsiaTheme="majorEastAsia" w:hAnsiTheme="majorHAnsi" w:cstheme="majorBidi"/>
+        <w:rFonts/>
         <w:b/>
         <w:bCs/>
       </w:rPr>
@@ -3519,14 +3348,14 @@
     </w:tblStylePr>
     <w:tblStylePr w:type="firstCol">
       <w:rPr>
-        <w:rFonts w:asciiTheme="majorHAnsi" w:eastAsiaTheme="majorEastAsia" w:hAnsiTheme="majorHAnsi" w:cstheme="majorBidi"/>
+        <w:rFonts/>
         <w:b/>
         <w:bCs/>
       </w:rPr>
     </w:tblStylePr>
     <w:tblStylePr w:type="lastCol">
       <w:rPr>
-        <w:rFonts w:asciiTheme="majorHAnsi" w:eastAsiaTheme="majorEastAsia" w:hAnsiTheme="majorHAnsi" w:cstheme="majorBidi"/>
+        <w:rFonts/>
         <w:b/>
         <w:bCs/>
       </w:rPr>
@@ -3610,7 +3439,7 @@
         <w:spacing w:before="0" w:after="0" w:line="240" w:lineRule="auto"/>
       </w:pPr>
       <w:rPr>
-        <w:rFonts w:asciiTheme="majorHAnsi" w:eastAsiaTheme="majorEastAsia" w:hAnsiTheme="majorHAnsi" w:cstheme="majorBidi"/>
+        <w:rFonts/>
         <w:b/>
         <w:bCs/>
       </w:rPr>
@@ -3631,7 +3460,7 @@
         <w:spacing w:before="0" w:after="0" w:line="240" w:lineRule="auto"/>
       </w:pPr>
       <w:rPr>
-        <w:rFonts w:asciiTheme="majorHAnsi" w:eastAsiaTheme="majorEastAsia" w:hAnsiTheme="majorHAnsi" w:cstheme="majorBidi"/>
+        <w:rFonts/>
         <w:b/>
         <w:bCs/>
       </w:rPr>
@@ -3649,14 +3478,14 @@
     </w:tblStylePr>
     <w:tblStylePr w:type="firstCol">
       <w:rPr>
-        <w:rFonts w:asciiTheme="majorHAnsi" w:eastAsiaTheme="majorEastAsia" w:hAnsiTheme="majorHAnsi" w:cstheme="majorBidi"/>
+        <w:rFonts/>
         <w:b/>
         <w:bCs/>
       </w:rPr>
     </w:tblStylePr>
     <w:tblStylePr w:type="lastCol">
       <w:rPr>
-        <w:rFonts w:asciiTheme="majorHAnsi" w:eastAsiaTheme="majorEastAsia" w:hAnsiTheme="majorHAnsi" w:cstheme="majorBidi"/>
+        <w:rFonts/>
         <w:b/>
         <w:bCs/>
       </w:rPr>
@@ -3740,7 +3569,7 @@
         <w:spacing w:before="0" w:after="0" w:line="240" w:lineRule="auto"/>
       </w:pPr>
       <w:rPr>
-        <w:rFonts w:asciiTheme="majorHAnsi" w:eastAsiaTheme="majorEastAsia" w:hAnsiTheme="majorHAnsi" w:cstheme="majorBidi"/>
+        <w:rFonts/>
         <w:b/>
         <w:bCs/>
       </w:rPr>
@@ -3761,7 +3590,7 @@
         <w:spacing w:before="0" w:after="0" w:line="240" w:lineRule="auto"/>
       </w:pPr>
       <w:rPr>
-        <w:rFonts w:asciiTheme="majorHAnsi" w:eastAsiaTheme="majorEastAsia" w:hAnsiTheme="majorHAnsi" w:cstheme="majorBidi"/>
+        <w:rFonts/>
         <w:b/>
         <w:bCs/>
       </w:rPr>
@@ -3779,14 +3608,14 @@
     </w:tblStylePr>
     <w:tblStylePr w:type="firstCol">
       <w:rPr>
-        <w:rFonts w:asciiTheme="majorHAnsi" w:eastAsiaTheme="majorEastAsia" w:hAnsiTheme="majorHAnsi" w:cstheme="majorBidi"/>
+        <w:rFonts/>
         <w:b/>
         <w:bCs/>
       </w:rPr>
     </w:tblStylePr>
     <w:tblStylePr w:type="lastCol">
       <w:rPr>
-        <w:rFonts w:asciiTheme="majorHAnsi" w:eastAsiaTheme="majorEastAsia" w:hAnsiTheme="majorHAnsi" w:cstheme="majorBidi"/>
+        <w:rFonts/>
         <w:b/>
         <w:bCs/>
       </w:rPr>
@@ -3870,7 +3699,7 @@
         <w:spacing w:before="0" w:after="0" w:line="240" w:lineRule="auto"/>
       </w:pPr>
       <w:rPr>
-        <w:rFonts w:asciiTheme="majorHAnsi" w:eastAsiaTheme="majorEastAsia" w:hAnsiTheme="majorHAnsi" w:cstheme="majorBidi"/>
+        <w:rFonts/>
         <w:b/>
         <w:bCs/>
       </w:rPr>
@@ -3891,7 +3720,7 @@
         <w:spacing w:before="0" w:after="0" w:line="240" w:lineRule="auto"/>
       </w:pPr>
       <w:rPr>
-        <w:rFonts w:asciiTheme="majorHAnsi" w:eastAsiaTheme="majorEastAsia" w:hAnsiTheme="majorHAnsi" w:cstheme="majorBidi"/>
+        <w:rFonts/>
         <w:b/>
         <w:bCs/>
       </w:rPr>
@@ -3909,14 +3738,14 @@
     </w:tblStylePr>
     <w:tblStylePr w:type="firstCol">
       <w:rPr>
-        <w:rFonts w:asciiTheme="majorHAnsi" w:eastAsiaTheme="majorEastAsia" w:hAnsiTheme="majorHAnsi" w:cstheme="majorBidi"/>
+        <w:rFonts/>
         <w:b/>
         <w:bCs/>
       </w:rPr>
     </w:tblStylePr>
     <w:tblStylePr w:type="lastCol">
       <w:rPr>
-        <w:rFonts w:asciiTheme="majorHAnsi" w:eastAsiaTheme="majorEastAsia" w:hAnsiTheme="majorHAnsi" w:cstheme="majorBidi"/>
+        <w:rFonts/>
         <w:b/>
         <w:bCs/>
       </w:rPr>
@@ -4000,7 +3829,7 @@
         <w:spacing w:before="0" w:after="0" w:line="240" w:lineRule="auto"/>
       </w:pPr>
       <w:rPr>
-        <w:rFonts w:asciiTheme="majorHAnsi" w:eastAsiaTheme="majorEastAsia" w:hAnsiTheme="majorHAnsi" w:cstheme="majorBidi"/>
+        <w:rFonts/>
         <w:b/>
         <w:bCs/>
       </w:rPr>
@@ -4021,7 +3850,7 @@
         <w:spacing w:before="0" w:after="0" w:line="240" w:lineRule="auto"/>
       </w:pPr>
       <w:rPr>
-        <w:rFonts w:asciiTheme="majorHAnsi" w:eastAsiaTheme="majorEastAsia" w:hAnsiTheme="majorHAnsi" w:cstheme="majorBidi"/>
+        <w:rFonts/>
         <w:b/>
         <w:bCs/>
       </w:rPr>
@@ -4039,14 +3868,14 @@
     </w:tblStylePr>
     <w:tblStylePr w:type="firstCol">
       <w:rPr>
-        <w:rFonts w:asciiTheme="majorHAnsi" w:eastAsiaTheme="majorEastAsia" w:hAnsiTheme="majorHAnsi" w:cstheme="majorBidi"/>
+        <w:rFonts/>
         <w:b/>
         <w:bCs/>
       </w:rPr>
     </w:tblStylePr>
     <w:tblStylePr w:type="lastCol">
       <w:rPr>
-        <w:rFonts w:asciiTheme="majorHAnsi" w:eastAsiaTheme="majorEastAsia" w:hAnsiTheme="majorHAnsi" w:cstheme="majorBidi"/>
+        <w:rFonts/>
         <w:b/>
         <w:bCs/>
       </w:rPr>
@@ -5911,7 +5740,7 @@
     </w:tblPr>
     <w:tblStylePr w:type="firstRow">
       <w:rPr>
-        <w:rFonts w:asciiTheme="majorHAnsi" w:eastAsiaTheme="majorEastAsia" w:hAnsiTheme="majorHAnsi" w:cstheme="majorBidi"/>
+        <w:rFonts/>
       </w:rPr>
       <w:tblPr/>
       <w:tcPr>
@@ -5995,7 +5824,7 @@
     </w:tblPr>
     <w:tblStylePr w:type="firstRow">
       <w:rPr>
-        <w:rFonts w:asciiTheme="majorHAnsi" w:eastAsiaTheme="majorEastAsia" w:hAnsiTheme="majorHAnsi" w:cstheme="majorBidi"/>
+        <w:rFonts/>
       </w:rPr>
       <w:tblPr/>
       <w:tcPr>
@@ -6079,7 +5908,7 @@
     </w:tblPr>
     <w:tblStylePr w:type="firstRow">
       <w:rPr>
-        <w:rFonts w:asciiTheme="majorHAnsi" w:eastAsiaTheme="majorEastAsia" w:hAnsiTheme="majorHAnsi" w:cstheme="majorBidi"/>
+        <w:rFonts/>
       </w:rPr>
       <w:tblPr/>
       <w:tcPr>
@@ -6163,7 +5992,7 @@
     </w:tblPr>
     <w:tblStylePr w:type="firstRow">
       <w:rPr>
-        <w:rFonts w:asciiTheme="majorHAnsi" w:eastAsiaTheme="majorEastAsia" w:hAnsiTheme="majorHAnsi" w:cstheme="majorBidi"/>
+        <w:rFonts/>
       </w:rPr>
       <w:tblPr/>
       <w:tcPr>
@@ -6247,7 +6076,7 @@
     </w:tblPr>
     <w:tblStylePr w:type="firstRow">
       <w:rPr>
-        <w:rFonts w:asciiTheme="majorHAnsi" w:eastAsiaTheme="majorEastAsia" w:hAnsiTheme="majorHAnsi" w:cstheme="majorBidi"/>
+        <w:rFonts/>
       </w:rPr>
       <w:tblPr/>
       <w:tcPr>
@@ -6331,7 +6160,7 @@
     </w:tblPr>
     <w:tblStylePr w:type="firstRow">
       <w:rPr>
-        <w:rFonts w:asciiTheme="majorHAnsi" w:eastAsiaTheme="majorEastAsia" w:hAnsiTheme="majorHAnsi" w:cstheme="majorBidi"/>
+        <w:rFonts/>
       </w:rPr>
       <w:tblPr/>
       <w:tcPr>
@@ -6415,7 +6244,7 @@
     </w:tblPr>
     <w:tblStylePr w:type="firstRow">
       <w:rPr>
-        <w:rFonts w:asciiTheme="majorHAnsi" w:eastAsiaTheme="majorEastAsia" w:hAnsiTheme="majorHAnsi" w:cstheme="majorBidi"/>
+        <w:rFonts/>
       </w:rPr>
       <w:tblPr/>
       <w:tcPr>
@@ -6480,7 +6309,7 @@
       <w:spacing w:after="0" w:line="240" w:lineRule="auto"/>
     </w:pPr>
     <w:rPr>
-      <w:rFonts w:asciiTheme="majorHAnsi" w:eastAsiaTheme="majorEastAsia" w:hAnsiTheme="majorHAnsi" w:cstheme="majorBidi"/>
+      <w:rFonts/>
       <w:color w:val="000000" w:themeColor="text1"/>
     </w:rPr>
     <w:tblPr>
@@ -6608,7 +6437,7 @@
       <w:spacing w:after="0" w:line="240" w:lineRule="auto"/>
     </w:pPr>
     <w:rPr>
-      <w:rFonts w:asciiTheme="majorHAnsi" w:eastAsiaTheme="majorEastAsia" w:hAnsiTheme="majorHAnsi" w:cstheme="majorBidi"/>
+      <w:rFonts/>
       <w:color w:val="000000" w:themeColor="text1"/>
     </w:rPr>
     <w:tblPr>
@@ -6736,7 +6565,7 @@
       <w:spacing w:after="0" w:line="240" w:lineRule="auto"/>
     </w:pPr>
     <w:rPr>
-      <w:rFonts w:asciiTheme="majorHAnsi" w:eastAsiaTheme="majorEastAsia" w:hAnsiTheme="majorHAnsi" w:cstheme="majorBidi"/>
+      <w:rFonts/>
       <w:color w:val="000000" w:themeColor="text1"/>
     </w:rPr>
     <w:tblPr>
@@ -6864,7 +6693,7 @@
       <w:spacing w:after="0" w:line="240" w:lineRule="auto"/>
     </w:pPr>
     <w:rPr>
-      <w:rFonts w:asciiTheme="majorHAnsi" w:eastAsiaTheme="majorEastAsia" w:hAnsiTheme="majorHAnsi" w:cstheme="majorBidi"/>
+      <w:rFonts/>
       <w:color w:val="000000" w:themeColor="text1"/>
     </w:rPr>
     <w:tblPr>
@@ -6992,7 +6821,7 @@
       <w:spacing w:after="0" w:line="240" w:lineRule="auto"/>
     </w:pPr>
     <w:rPr>
-      <w:rFonts w:asciiTheme="majorHAnsi" w:eastAsiaTheme="majorEastAsia" w:hAnsiTheme="majorHAnsi" w:cstheme="majorBidi"/>
+      <w:rFonts/>
       <w:color w:val="000000" w:themeColor="text1"/>
     </w:rPr>
     <w:tblPr>
@@ -7120,7 +6949,7 @@
       <w:spacing w:after="0" w:line="240" w:lineRule="auto"/>
     </w:pPr>
     <w:rPr>
-      <w:rFonts w:asciiTheme="majorHAnsi" w:eastAsiaTheme="majorEastAsia" w:hAnsiTheme="majorHAnsi" w:cstheme="majorBidi"/>
+      <w:rFonts/>
       <w:color w:val="000000" w:themeColor="text1"/>
     </w:rPr>
     <w:tblPr>
@@ -7248,7 +7077,7 @@
       <w:spacing w:after="0" w:line="240" w:lineRule="auto"/>
     </w:pPr>
     <w:rPr>
-      <w:rFonts w:asciiTheme="majorHAnsi" w:eastAsiaTheme="majorEastAsia" w:hAnsiTheme="majorHAnsi" w:cstheme="majorBidi"/>
+      <w:rFonts/>
       <w:color w:val="000000" w:themeColor="text1"/>
     </w:rPr>
     <w:tblPr>
@@ -7887,7 +7716,7 @@
       <w:spacing w:after="0" w:line="240" w:lineRule="auto"/>
     </w:pPr>
     <w:rPr>
-      <w:rFonts w:asciiTheme="majorHAnsi" w:eastAsiaTheme="majorEastAsia" w:hAnsiTheme="majorHAnsi" w:cstheme="majorBidi"/>
+      <w:rFonts/>
       <w:color w:val="000000" w:themeColor="text1"/>
     </w:rPr>
     <w:tblPr>
@@ -8012,7 +7841,7 @@
       <w:spacing w:after="0" w:line="240" w:lineRule="auto"/>
     </w:pPr>
     <w:rPr>
-      <w:rFonts w:asciiTheme="majorHAnsi" w:eastAsiaTheme="majorEastAsia" w:hAnsiTheme="majorHAnsi" w:cstheme="majorBidi"/>
+      <w:rFonts/>
       <w:color w:val="000000" w:themeColor="text1"/>
     </w:rPr>
     <w:tblPr>
@@ -8137,7 +7966,7 @@
       <w:spacing w:after="0" w:line="240" w:lineRule="auto"/>
     </w:pPr>
     <w:rPr>
-      <w:rFonts w:asciiTheme="majorHAnsi" w:eastAsiaTheme="majorEastAsia" w:hAnsiTheme="majorHAnsi" w:cstheme="majorBidi"/>
+      <w:rFonts/>
       <w:color w:val="000000" w:themeColor="text1"/>
     </w:rPr>
     <w:tblPr>
@@ -8262,7 +8091,7 @@
       <w:spacing w:after="0" w:line="240" w:lineRule="auto"/>
     </w:pPr>
     <w:rPr>
-      <w:rFonts w:asciiTheme="majorHAnsi" w:eastAsiaTheme="majorEastAsia" w:hAnsiTheme="majorHAnsi" w:cstheme="majorBidi"/>
+      <w:rFonts/>
       <w:color w:val="000000" w:themeColor="text1"/>
     </w:rPr>
     <w:tblPr>
@@ -8387,7 +8216,7 @@
       <w:spacing w:after="0" w:line="240" w:lineRule="auto"/>
     </w:pPr>
     <w:rPr>
-      <w:rFonts w:asciiTheme="majorHAnsi" w:eastAsiaTheme="majorEastAsia" w:hAnsiTheme="majorHAnsi" w:cstheme="majorBidi"/>
+      <w:rFonts/>
       <w:color w:val="000000" w:themeColor="text1"/>
     </w:rPr>
     <w:tblPr>
@@ -8512,7 +8341,7 @@
       <w:spacing w:after="0" w:line="240" w:lineRule="auto"/>
     </w:pPr>
     <w:rPr>
-      <w:rFonts w:asciiTheme="majorHAnsi" w:eastAsiaTheme="majorEastAsia" w:hAnsiTheme="majorHAnsi" w:cstheme="majorBidi"/>
+      <w:rFonts/>
       <w:color w:val="000000" w:themeColor="text1"/>
     </w:rPr>
     <w:tblPr>
@@ -8637,7 +8466,7 @@
       <w:spacing w:after="0" w:line="240" w:lineRule="auto"/>
     </w:pPr>
     <w:rPr>
-      <w:rFonts w:asciiTheme="majorHAnsi" w:eastAsiaTheme="majorEastAsia" w:hAnsiTheme="majorHAnsi" w:cstheme="majorBidi"/>
+      <w:rFonts/>
       <w:color w:val="000000" w:themeColor="text1"/>
     </w:rPr>
     <w:tblPr>
